--- a/word/IDCORE_Annual_Review_Year_1.docx
+++ b/word/IDCORE_Annual_Review_Year_1.docx
@@ -2983,6 +2983,232 @@
         <w:t>[Detail your RRI report here.]</w:t>
       </w:r>
     </w:p>
+    <w:p>
+      <w:r>
+        <w:br w:type="page"/>
+      </w:r>
+    </w:p>
+    <w:p>
+      <w:pPr>
+        <w:keepNext/>
+        <w:spacing w:before="320" w:after="80"/>
+      </w:pPr>
+      <w:r>
+        <w:rPr>
+          <w:rFonts w:ascii="Arial" w:hAnsi="Arial"/>
+          <w:b/>
+          <w:color w:val="1D4F91"/>
+          <w:sz w:val="30"/>
+        </w:rPr>
+        <w:t>8. Trusted Research &amp; Innovation (TR&amp;I) and Data Management Plan</w:t>
+      </w:r>
+    </w:p>
+    <w:tbl>
+      <w:tblPr>
+        <w:tblW w:type="auto" w:w="0"/>
+        <w:jc w:val="center"/>
+        <w:tblLayout w:type="fixed"/>
+        <w:tblLook w:firstColumn="1" w:firstRow="1" w:lastColumn="0" w:lastRow="0" w:noHBand="0" w:noVBand="1" w:val="04A0"/>
+      </w:tblPr>
+      <w:tblGrid>
+        <w:gridCol w:w="9638"/>
+      </w:tblGrid>
+      <w:tr>
+        <w:tc>
+          <w:tcPr>
+            <w:tcW w:type="dxa" w:w="9638"/>
+            <w:shd w:fill="F4F6F9"/>
+            <w:tcMar>
+              <w:top w:w="140" w:type="dxa"/>
+              <w:bottom w:w="140" w:type="dxa"/>
+              <w:left w:w="200" w:type="dxa"/>
+              <w:right w:w="140" w:type="dxa"/>
+            </w:tcMar>
+            <w:tcBorders>
+              <w:left w:val="single" w:sz="24" w:space="0" w:color="1D4F91"/>
+              <w:top w:val="none"/>
+              <w:bottom w:val="none"/>
+              <w:right w:val="none"/>
+            </w:tcBorders>
+          </w:tcPr>
+          <w:p>
+            <w:pPr>
+              <w:spacing w:before="40" w:after="80"/>
+            </w:pPr>
+            <w:r>
+              <w:rPr>
+                <w:rFonts w:ascii="Arial" w:hAnsi="Arial"/>
+                <w:b/>
+                <w:color w:val="1D4F91"/>
+                <w:sz w:val="19"/>
+              </w:rPr>
+              <w:t>IDCORE GUIDANCE &amp; REQUIREMENTS (Lighter touch)</w:t>
+            </w:r>
+          </w:p>
+          <w:p>
+            <w:pPr>
+              <w:spacing w:before="0" w:after="60"/>
+            </w:pPr>
+            <w:r>
+              <w:rPr>
+                <w:rFonts w:ascii="Arial" w:hAnsi="Arial"/>
+                <w:b/>
+                <w:sz w:val="19"/>
+              </w:rPr>
+              <w:t>Initial Data &amp; Security Governance (Lighter Touch)</w:t>
+            </w:r>
+          </w:p>
+          <w:p>
+            <w:pPr>
+              <w:pStyle w:val="ListBullet"/>
+              <w:spacing w:before="0" w:after="40"/>
+            </w:pPr>
+            <w:r>
+              <w:rPr>
+                <w:rFonts w:ascii="Arial" w:hAnsi="Arial"/>
+                <w:i/>
+                <w:color w:val="3C414B"/>
+                <w:sz w:val="18"/>
+              </w:rPr>
+              <w:t>The IDCORE Industrial Advisory Board (IAB) requires all research engineers to establish strong data governance, IP protection, and research security protocols from project kick-off.</w:t>
+            </w:r>
+          </w:p>
+          <w:p>
+            <w:pPr>
+              <w:pStyle w:val="ListBullet"/>
+              <w:spacing w:before="0" w:after="40"/>
+            </w:pPr>
+            <w:r>
+              <w:rPr>
+                <w:rFonts w:ascii="Arial" w:hAnsi="Arial"/>
+                <w:i/>
+                <w:color w:val="3C414B"/>
+                <w:sz w:val="18"/>
+              </w:rPr>
+              <w:t>1. Data Management Plan (DMP): Types and estimated volumes of data (experimental, sensor logs, numerical simulations, CAD models); file formats; backup redundancy and storage location (company secure drives, university cloud).</w:t>
+            </w:r>
+          </w:p>
+          <w:p>
+            <w:pPr>
+              <w:pStyle w:val="ListBullet"/>
+              <w:spacing w:before="0" w:after="40"/>
+            </w:pPr>
+            <w:r>
+              <w:rPr>
+                <w:rFonts w:ascii="Arial" w:hAnsi="Arial"/>
+                <w:i/>
+                <w:color w:val="3C414B"/>
+                <w:sz w:val="18"/>
+              </w:rPr>
+              <w:t>2. Sponsor Intellectual Property (IP) Baseline: Agreed treatment of background IP, ownership of anticipated foreground IP, non-disclosure agreements (NDAs), and boundaries of commercial confidentiality.</w:t>
+            </w:r>
+          </w:p>
+          <w:p>
+            <w:pPr>
+              <w:pStyle w:val="ListBullet"/>
+              <w:spacing w:before="0" w:after="40"/>
+            </w:pPr>
+            <w:r>
+              <w:rPr>
+                <w:rFonts w:ascii="Arial" w:hAnsi="Arial"/>
+                <w:i/>
+                <w:color w:val="3C414B"/>
+                <w:sz w:val="18"/>
+              </w:rPr>
+              <w:t>3. Trusted Research Screening: Initial screening under UK Government / NPSA Trusted Research principles (https://www.npsa.gov.uk/specialised-guidance/trusted-research) regarding international collaborations, sensitive software, or external data sharing.</w:t>
+            </w:r>
+          </w:p>
+        </w:tc>
+      </w:tr>
+    </w:tbl>
+    <w:p/>
+    <w:p>
+      <w:pPr>
+        <w:keepNext/>
+        <w:spacing w:before="240" w:after="60"/>
+      </w:pPr>
+      <w:r>
+        <w:rPr>
+          <w:rFonts w:ascii="Arial" w:hAnsi="Arial"/>
+          <w:b/>
+          <w:color w:val="1D4F91"/>
+          <w:sz w:val="25"/>
+        </w:rPr>
+        <w:t>8.1 Data Management Plan (DMP) and Storage Architecture</w:t>
+      </w:r>
+    </w:p>
+    <w:p>
+      <w:pPr>
+        <w:spacing w:after="240"/>
+      </w:pPr>
+      <w:r>
+        <w:rPr>
+          <w:rFonts w:ascii="Arial" w:hAnsi="Arial"/>
+          <w:i/>
+          <w:color w:val="787878"/>
+          <w:sz w:val="21"/>
+        </w:rPr>
+        <w:t>[Describe datasets to be generated, storage locations, backup mechanisms, and data organisation.]</w:t>
+      </w:r>
+    </w:p>
+    <w:p>
+      <w:pPr>
+        <w:keepNext/>
+        <w:spacing w:before="240" w:after="60"/>
+      </w:pPr>
+      <w:r>
+        <w:rPr>
+          <w:rFonts w:ascii="Arial" w:hAnsi="Arial"/>
+          <w:b/>
+          <w:color w:val="1D4F91"/>
+          <w:sz w:val="25"/>
+        </w:rPr>
+        <w:t>8.2 Sponsor Intellectual Property (IP) and Confidentiality Baseline</w:t>
+      </w:r>
+    </w:p>
+    <w:p>
+      <w:pPr>
+        <w:spacing w:after="240"/>
+      </w:pPr>
+      <w:r>
+        <w:rPr>
+          <w:rFonts w:ascii="Arial" w:hAnsi="Arial"/>
+          <w:i/>
+          <w:color w:val="787878"/>
+          <w:sz w:val="21"/>
+        </w:rPr>
+        <w:t>[Detail agreement with industrial sponsor regarding background IP, foreground IP, and non-disclosure boundaries.]</w:t>
+      </w:r>
+    </w:p>
+    <w:p>
+      <w:pPr>
+        <w:keepNext/>
+        <w:spacing w:before="240" w:after="60"/>
+      </w:pPr>
+      <w:r>
+        <w:rPr>
+          <w:rFonts w:ascii="Arial" w:hAnsi="Arial"/>
+          <w:b/>
+          <w:color w:val="1D4F91"/>
+          <w:sz w:val="25"/>
+        </w:rPr>
+        <w:t>8.3 Trusted Research &amp; Innovation (TR&amp;I) Preliminary Screening</w:t>
+      </w:r>
+    </w:p>
+    <w:p>
+      <w:pPr>
+        <w:spacing w:after="240"/>
+      </w:pPr>
+      <w:r>
+        <w:rPr>
+          <w:rFonts w:ascii="Arial" w:hAnsi="Arial"/>
+          <w:i/>
+          <w:color w:val="787878"/>
+          <w:sz w:val="21"/>
+        </w:rPr>
+        <w:t>[Summarise any international research security considerations, sensitive dual-use technology screening, or data access controls.]</w:t>
+      </w:r>
+    </w:p>
     <w:sectPr>
       <w:headerReference w:type="default" r:id="rId9"/>
       <w:footerReference w:type="default" r:id="rId10"/>
